--- a/ChatAway Usability Testing.docx
+++ b/ChatAway Usability Testing.docx
@@ -241,23 +241,7 @@
           <w:b/>
           <w:sz w:val="24"/>
         </w:rPr>
-        <w:t xml:space="preserve">Adding a Post </w:t>
-      </w:r>
-      <w:r>
-        <w:rPr>
-          <w:rFonts w:ascii="Times New Roman" w:hAnsi="Times New Roman" w:cs="Times New Roman"/>
-          <w:b/>
-          <w:sz w:val="24"/>
-        </w:rPr>
-        <w:t>–</w:t>
-      </w:r>
-      <w:r>
-        <w:rPr>
-          <w:rFonts w:ascii="Times New Roman" w:hAnsi="Times New Roman" w:cs="Times New Roman"/>
-          <w:b/>
-          <w:sz w:val="24"/>
-        </w:rPr>
-        <w:t xml:space="preserve"> </w:t>
+        <w:t xml:space="preserve">Adding a Post – </w:t>
       </w:r>
       <w:r>
         <w:rPr>
@@ -301,23 +285,7 @@
           <w:b/>
           <w:sz w:val="24"/>
         </w:rPr>
-        <w:t xml:space="preserve">Selecting an Image from Gallery </w:t>
-      </w:r>
-      <w:r>
-        <w:rPr>
-          <w:rFonts w:ascii="Times New Roman" w:hAnsi="Times New Roman" w:cs="Times New Roman"/>
-          <w:b/>
-          <w:sz w:val="24"/>
-        </w:rPr>
-        <w:t>–</w:t>
-      </w:r>
-      <w:r>
-        <w:rPr>
-          <w:rFonts w:ascii="Times New Roman" w:hAnsi="Times New Roman" w:cs="Times New Roman"/>
-          <w:b/>
-          <w:sz w:val="24"/>
-        </w:rPr>
-        <w:t xml:space="preserve"> </w:t>
+        <w:t xml:space="preserve">Selecting an Image from Gallery – </w:t>
       </w:r>
       <w:r>
         <w:rPr>
@@ -361,23 +329,7 @@
           <w:b/>
           <w:sz w:val="24"/>
         </w:rPr>
-        <w:t xml:space="preserve">Pressing Continue </w:t>
-      </w:r>
-      <w:r>
-        <w:rPr>
-          <w:rFonts w:ascii="Times New Roman" w:hAnsi="Times New Roman" w:cs="Times New Roman"/>
-          <w:b/>
-          <w:sz w:val="24"/>
-        </w:rPr>
-        <w:t>–</w:t>
-      </w:r>
-      <w:r>
-        <w:rPr>
-          <w:rFonts w:ascii="Times New Roman" w:hAnsi="Times New Roman" w:cs="Times New Roman"/>
-          <w:b/>
-          <w:sz w:val="24"/>
-        </w:rPr>
-        <w:t xml:space="preserve"> </w:t>
+        <w:t xml:space="preserve">Pressing Continue – </w:t>
       </w:r>
       <w:r>
         <w:rPr>
@@ -429,23 +381,7 @@
           <w:b/>
           <w:sz w:val="24"/>
         </w:rPr>
-        <w:t xml:space="preserve"> </w:t>
-      </w:r>
-      <w:r>
-        <w:rPr>
-          <w:rFonts w:ascii="Times New Roman" w:hAnsi="Times New Roman" w:cs="Times New Roman"/>
-          <w:b/>
-          <w:sz w:val="24"/>
-        </w:rPr>
-        <w:t>–</w:t>
-      </w:r>
-      <w:r>
-        <w:rPr>
-          <w:rFonts w:ascii="Times New Roman" w:hAnsi="Times New Roman" w:cs="Times New Roman"/>
-          <w:b/>
-          <w:sz w:val="24"/>
-        </w:rPr>
-        <w:t xml:space="preserve"> </w:t>
+        <w:t xml:space="preserve"> – </w:t>
       </w:r>
       <w:r>
         <w:rPr>
@@ -489,23 +425,7 @@
           <w:b/>
           <w:sz w:val="24"/>
         </w:rPr>
-        <w:t xml:space="preserve">Edit Profile </w:t>
-      </w:r>
-      <w:r>
-        <w:rPr>
-          <w:rFonts w:ascii="Times New Roman" w:hAnsi="Times New Roman" w:cs="Times New Roman"/>
-          <w:b/>
-          <w:sz w:val="24"/>
-        </w:rPr>
-        <w:t>–</w:t>
-      </w:r>
-      <w:r>
-        <w:rPr>
-          <w:rFonts w:ascii="Times New Roman" w:hAnsi="Times New Roman" w:cs="Times New Roman"/>
-          <w:b/>
-          <w:sz w:val="24"/>
-        </w:rPr>
-        <w:t xml:space="preserve"> </w:t>
+        <w:t xml:space="preserve">Edit Profile – </w:t>
       </w:r>
       <w:r>
         <w:rPr>
@@ -549,23 +469,7 @@
           <w:b/>
           <w:sz w:val="24"/>
         </w:rPr>
-        <w:t xml:space="preserve">Moving to the Settings Screen </w:t>
-      </w:r>
-      <w:r>
-        <w:rPr>
-          <w:rFonts w:ascii="Times New Roman" w:hAnsi="Times New Roman" w:cs="Times New Roman"/>
-          <w:b/>
-          <w:sz w:val="24"/>
-        </w:rPr>
-        <w:t>–</w:t>
-      </w:r>
-      <w:r>
-        <w:rPr>
-          <w:rFonts w:ascii="Times New Roman" w:hAnsi="Times New Roman" w:cs="Times New Roman"/>
-          <w:b/>
-          <w:sz w:val="24"/>
-        </w:rPr>
-        <w:t xml:space="preserve"> </w:t>
+        <w:t xml:space="preserve">Moving to the Settings Screen – </w:t>
       </w:r>
       <w:r>
         <w:rPr>
@@ -632,15 +536,7 @@
           <w:b/>
           <w:sz w:val="24"/>
         </w:rPr>
-        <w:t>–</w:t>
-      </w:r>
-      <w:r>
-        <w:rPr>
-          <w:rFonts w:ascii="Times New Roman" w:hAnsi="Times New Roman" w:cs="Times New Roman"/>
-          <w:b/>
-          <w:sz w:val="24"/>
-        </w:rPr>
-        <w:t xml:space="preserve"> </w:t>
+        <w:t xml:space="preserve">– </w:t>
       </w:r>
       <w:r>
         <w:rPr>
@@ -1035,6 +931,15 @@
     </w:p>
     <w:p>
       <w:pPr>
+        <w:rPr>
+          <w:rFonts w:ascii="Times New Roman" w:hAnsi="Times New Roman" w:cs="Times New Roman"/>
+          <w:b/>
+          <w:sz w:val="24"/>
+        </w:rPr>
+      </w:pPr>
+    </w:p>
+    <w:p>
+      <w:pPr>
         <w:pStyle w:val="ListParagraph"/>
         <w:numPr>
           <w:ilvl w:val="0"/>
@@ -1052,6 +957,7 @@
           <w:b/>
           <w:sz w:val="24"/>
         </w:rPr>
+        <w:lastRenderedPageBreak/>
         <w:t>Findings:</w:t>
       </w:r>
     </w:p>
@@ -1073,7 +979,6 @@
           <w:rFonts w:ascii="Times New Roman" w:hAnsi="Times New Roman" w:cs="Times New Roman"/>
           <w:sz w:val="24"/>
         </w:rPr>
-        <w:lastRenderedPageBreak/>
         <w:t>The image being selected in the gallery to post should be added to the user file in the recent post after clicking continue from post creation screen and moving on to user profile, so it is visible that it was posted.</w:t>
       </w:r>
     </w:p>
@@ -1187,6 +1092,7 @@
         <w:rPr>
           <w:rFonts w:ascii="Times New Roman" w:hAnsi="Times New Roman" w:cs="Times New Roman"/>
           <w:b/>
+          <w:noProof/>
           <w:sz w:val="24"/>
         </w:rPr>
         <w:drawing>
@@ -1294,34 +1200,21 @@
     </w:p>
     <w:p>
       <w:pPr>
-        <w:pStyle w:val="ListParagraph"/>
-        <w:ind w:left="1440"/>
-        <w:rPr>
-          <w:rFonts w:ascii="Times New Roman" w:hAnsi="Times New Roman" w:cs="Times New Roman"/>
-          <w:b/>
-          <w:sz w:val="24"/>
-        </w:rPr>
-      </w:pPr>
-    </w:p>
-    <w:p>
-      <w:pPr>
-        <w:rPr>
-          <w:rFonts w:ascii="Times New Roman" w:hAnsi="Times New Roman" w:cs="Times New Roman"/>
-          <w:b/>
-          <w:sz w:val="24"/>
-        </w:rPr>
-      </w:pPr>
-    </w:p>
-    <w:p>
-      <w:pPr>
-        <w:rPr>
-          <w:rFonts w:ascii="Times New Roman" w:hAnsi="Times New Roman" w:cs="Times New Roman"/>
-          <w:b/>
-          <w:sz w:val="24"/>
-        </w:rPr>
-      </w:pPr>
-      <w:bookmarkStart w:id="0" w:name="_GoBack"/>
-      <w:bookmarkEnd w:id="0"/>
+        <w:rPr>
+          <w:rFonts w:ascii="Times New Roman" w:hAnsi="Times New Roman" w:cs="Times New Roman"/>
+          <w:b/>
+          <w:sz w:val="24"/>
+        </w:rPr>
+      </w:pPr>
+    </w:p>
+    <w:p>
+      <w:pPr>
+        <w:rPr>
+          <w:rFonts w:ascii="Times New Roman" w:hAnsi="Times New Roman" w:cs="Times New Roman"/>
+          <w:b/>
+          <w:sz w:val="24"/>
+        </w:rPr>
+      </w:pPr>
     </w:p>
     <w:p>
       <w:pPr>
@@ -1426,17 +1319,19 @@
     <w:p>
       <w:pPr>
         <w:pStyle w:val="NormalWeb"/>
-        <w:ind w:left="1440"/>
-      </w:pPr>
+      </w:pPr>
+      <w:r>
+        <w:t xml:space="preserve">                       </w:t>
+      </w:r>
       <w:r>
         <w:rPr>
           <w:noProof/>
         </w:rPr>
         <w:drawing>
           <wp:inline distT="0" distB="0" distL="0" distR="0">
-            <wp:extent cx="1562100" cy="3388912"/>
-            <wp:effectExtent l="0" t="0" r="0" b="2540"/>
-            <wp:docPr id="3" name="Picture 3" descr="C:\Users\HP\Downloads\Settings (1).png"/>
+            <wp:extent cx="1569720" cy="3405444"/>
+            <wp:effectExtent l="0" t="0" r="0" b="5080"/>
+            <wp:docPr id="5" name="Picture 5" descr="C:\Users\HP\Downloads\Settings (2).png"/>
             <wp:cNvGraphicFramePr>
               <a:graphicFrameLocks xmlns:a="http://schemas.openxmlformats.org/drawingml/2006/main" noChangeAspect="1"/>
             </wp:cNvGraphicFramePr>
@@ -1444,7 +1339,7 @@
               <a:graphicData uri="http://schemas.openxmlformats.org/drawingml/2006/picture">
                 <pic:pic xmlns:pic="http://schemas.openxmlformats.org/drawingml/2006/picture">
                   <pic:nvPicPr>
-                    <pic:cNvPr id="0" name="Picture 3" descr="C:\Users\HP\Downloads\Settings (1).png"/>
+                    <pic:cNvPr id="0" name="Picture 1" descr="C:\Users\HP\Downloads\Settings (2).png"/>
                     <pic:cNvPicPr>
                       <a:picLocks noChangeAspect="1" noChangeArrowheads="1"/>
                     </pic:cNvPicPr>
@@ -1465,7 +1360,7 @@
                   <pic:spPr bwMode="auto">
                     <a:xfrm>
                       <a:off x="0" y="0"/>
-                      <a:ext cx="1574108" cy="3414962"/>
+                      <a:ext cx="1586403" cy="3441636"/>
                     </a:xfrm>
                     <a:prstGeom prst="rect">
                       <a:avLst/>
@@ -1481,6 +1376,196 @@
           </wp:inline>
         </w:drawing>
       </w:r>
+    </w:p>
+    <w:p>
+      <w:pPr>
+        <w:pStyle w:val="NormalWeb"/>
+      </w:pPr>
+      <w:bookmarkStart w:id="0" w:name="_GoBack"/>
+      <w:bookmarkEnd w:id="0"/>
+    </w:p>
+    <w:p>
+      <w:pPr>
+        <w:pStyle w:val="NormalWeb"/>
+        <w:rPr>
+          <w:b/>
+        </w:rPr>
+      </w:pPr>
+      <w:r>
+        <w:rPr>
+          <w:b/>
+        </w:rPr>
+        <w:lastRenderedPageBreak/>
+        <w:t>Before:</w:t>
+      </w:r>
+    </w:p>
+    <w:p>
+      <w:pPr>
+        <w:spacing w:before="100" w:beforeAutospacing="1" w:after="100" w:afterAutospacing="1" w:line="240" w:lineRule="auto"/>
+        <w:rPr>
+          <w:rFonts w:ascii="Times New Roman" w:eastAsia="Times New Roman" w:hAnsi="Times New Roman" w:cs="Times New Roman"/>
+          <w:sz w:val="24"/>
+          <w:szCs w:val="24"/>
+        </w:rPr>
+      </w:pPr>
+      <w:r>
+        <w:rPr>
+          <w:rFonts w:ascii="Times New Roman" w:eastAsia="Times New Roman" w:hAnsi="Times New Roman" w:cs="Times New Roman"/>
+          <w:noProof/>
+          <w:sz w:val="24"/>
+          <w:szCs w:val="24"/>
+        </w:rPr>
+        <w:drawing>
+          <wp:inline distT="0" distB="0" distL="0" distR="0">
+            <wp:extent cx="5876290" cy="2330115"/>
+            <wp:effectExtent l="0" t="0" r="0" b="0"/>
+            <wp:docPr id="4" name="Picture 4" descr="C:\Users\HP\OneDrive\Desktop\Before.png"/>
+            <wp:cNvGraphicFramePr>
+              <a:graphicFrameLocks xmlns:a="http://schemas.openxmlformats.org/drawingml/2006/main" noChangeAspect="1"/>
+            </wp:cNvGraphicFramePr>
+            <a:graphic xmlns:a="http://schemas.openxmlformats.org/drawingml/2006/main">
+              <a:graphicData uri="http://schemas.openxmlformats.org/drawingml/2006/picture">
+                <pic:pic xmlns:pic="http://schemas.openxmlformats.org/drawingml/2006/picture">
+                  <pic:nvPicPr>
+                    <pic:cNvPr id="0" name="Picture 1" descr="C:\Users\HP\OneDrive\Desktop\Before.png"/>
+                    <pic:cNvPicPr>
+                      <a:picLocks noChangeAspect="1" noChangeArrowheads="1"/>
+                    </pic:cNvPicPr>
+                  </pic:nvPicPr>
+                  <pic:blipFill>
+                    <a:blip r:embed="rId8" cstate="print">
+                      <a:extLst>
+                        <a:ext uri="{28A0092B-C50C-407E-A947-70E740481C1C}">
+                          <a14:useLocalDpi xmlns:a14="http://schemas.microsoft.com/office/drawing/2010/main" val="0"/>
+                        </a:ext>
+                      </a:extLst>
+                    </a:blip>
+                    <a:srcRect/>
+                    <a:stretch>
+                      <a:fillRect/>
+                    </a:stretch>
+                  </pic:blipFill>
+                  <pic:spPr bwMode="auto">
+                    <a:xfrm>
+                      <a:off x="0" y="0"/>
+                      <a:ext cx="5906726" cy="2342184"/>
+                    </a:xfrm>
+                    <a:prstGeom prst="rect">
+                      <a:avLst/>
+                    </a:prstGeom>
+                    <a:noFill/>
+                    <a:ln>
+                      <a:noFill/>
+                    </a:ln>
+                  </pic:spPr>
+                </pic:pic>
+              </a:graphicData>
+            </a:graphic>
+          </wp:inline>
+        </w:drawing>
+      </w:r>
+    </w:p>
+    <w:p>
+      <w:pPr>
+        <w:spacing w:before="100" w:beforeAutospacing="1" w:after="100" w:afterAutospacing="1" w:line="240" w:lineRule="auto"/>
+        <w:rPr>
+          <w:rFonts w:ascii="Times New Roman" w:eastAsia="Times New Roman" w:hAnsi="Times New Roman" w:cs="Times New Roman"/>
+          <w:b/>
+          <w:sz w:val="24"/>
+          <w:szCs w:val="24"/>
+        </w:rPr>
+      </w:pPr>
+      <w:r>
+        <w:rPr>
+          <w:rFonts w:ascii="Times New Roman" w:eastAsia="Times New Roman" w:hAnsi="Times New Roman" w:cs="Times New Roman"/>
+          <w:b/>
+          <w:sz w:val="24"/>
+          <w:szCs w:val="24"/>
+        </w:rPr>
+        <w:t>After:</w:t>
+      </w:r>
+    </w:p>
+    <w:p>
+      <w:pPr>
+        <w:spacing w:before="100" w:beforeAutospacing="1" w:after="100" w:afterAutospacing="1" w:line="240" w:lineRule="auto"/>
+        <w:rPr>
+          <w:rFonts w:ascii="Times New Roman" w:eastAsia="Times New Roman" w:hAnsi="Times New Roman" w:cs="Times New Roman"/>
+          <w:sz w:val="24"/>
+          <w:szCs w:val="24"/>
+        </w:rPr>
+      </w:pPr>
+      <w:r>
+        <w:rPr>
+          <w:rFonts w:ascii="Times New Roman" w:eastAsia="Times New Roman" w:hAnsi="Times New Roman" w:cs="Times New Roman"/>
+          <w:noProof/>
+          <w:sz w:val="24"/>
+          <w:szCs w:val="24"/>
+        </w:rPr>
+        <w:drawing>
+          <wp:inline distT="0" distB="0" distL="0" distR="0">
+            <wp:extent cx="6146330" cy="2024448"/>
+            <wp:effectExtent l="0" t="0" r="6985" b="0"/>
+            <wp:docPr id="6" name="Picture 6" descr="C:\Users\HP\OneDrive\Desktop\Updated Prototype.png"/>
+            <wp:cNvGraphicFramePr>
+              <a:graphicFrameLocks xmlns:a="http://schemas.openxmlformats.org/drawingml/2006/main" noChangeAspect="1"/>
+            </wp:cNvGraphicFramePr>
+            <a:graphic xmlns:a="http://schemas.openxmlformats.org/drawingml/2006/main">
+              <a:graphicData uri="http://schemas.openxmlformats.org/drawingml/2006/picture">
+                <pic:pic xmlns:pic="http://schemas.openxmlformats.org/drawingml/2006/picture">
+                  <pic:nvPicPr>
+                    <pic:cNvPr id="0" name="Picture 5" descr="C:\Users\HP\OneDrive\Desktop\Updated Prototype.png"/>
+                    <pic:cNvPicPr>
+                      <a:picLocks noChangeAspect="1" noChangeArrowheads="1"/>
+                    </pic:cNvPicPr>
+                  </pic:nvPicPr>
+                  <pic:blipFill>
+                    <a:blip r:embed="rId9" cstate="print">
+                      <a:extLst>
+                        <a:ext uri="{28A0092B-C50C-407E-A947-70E740481C1C}">
+                          <a14:useLocalDpi xmlns:a14="http://schemas.microsoft.com/office/drawing/2010/main" val="0"/>
+                        </a:ext>
+                      </a:extLst>
+                    </a:blip>
+                    <a:srcRect/>
+                    <a:stretch>
+                      <a:fillRect/>
+                    </a:stretch>
+                  </pic:blipFill>
+                  <pic:spPr bwMode="auto">
+                    <a:xfrm>
+                      <a:off x="0" y="0"/>
+                      <a:ext cx="6189677" cy="2038725"/>
+                    </a:xfrm>
+                    <a:prstGeom prst="rect">
+                      <a:avLst/>
+                    </a:prstGeom>
+                    <a:noFill/>
+                    <a:ln>
+                      <a:noFill/>
+                    </a:ln>
+                  </pic:spPr>
+                </pic:pic>
+              </a:graphicData>
+            </a:graphic>
+          </wp:inline>
+        </w:drawing>
+      </w:r>
+    </w:p>
+    <w:p>
+      <w:pPr>
+        <w:pStyle w:val="NormalWeb"/>
+        <w:rPr>
+          <w:b/>
+        </w:rPr>
+      </w:pPr>
+    </w:p>
+    <w:p>
+      <w:pPr>
+        <w:pStyle w:val="NormalWeb"/>
+        <w:rPr>
+          <w:b/>
+        </w:rPr>
+      </w:pPr>
     </w:p>
     <w:p>
       <w:pPr>
